--- a/data/outputs/v2/Grade11/Biology/Lesson_Plans/SS3.3_Excretion_and_Homeostasis_in_Animals/Biology_Excretion_and_Homeostasis_in_Animals_SummaryTable.docx
+++ b/data/outputs/v2/Grade11/Biology/Lesson_Plans/SS3.3_Excretion_and_Homeostasis_in_Animals/Biology_Excretion_and_Homeostasis_in_Animals_SummaryTable.docx
@@ -1646,7 +1646,7 @@
         </w:rPr>
         <w:t xml:space="preserve">© 2026 SeaVuria and ARES. This work is licensed under a </w:t>
       </w:r>
-      <w:hyperlink w:history="1" r:id="rIddujheftwcgp8t1bz47zpf">
+      <w:hyperlink w:history="1" r:id="rIdreuedvwqb8062natl2-vb">
         <w:r>
           <w:rPr>
             <w:rFonts w:ascii="Arial" w:cs="Arial" w:eastAsia="Arial" w:hAnsi="Arial"/>
@@ -1666,7 +1666,7 @@
         </w:rPr>
         <w:t xml:space="preserve"> (</w:t>
       </w:r>
-      <w:hyperlink w:history="1" r:id="rIdsi5jdbeqwug66l0madm-g">
+      <w:hyperlink w:history="1" r:id="rIdfc_2rc7ryp8_qs0ecjgh9">
         <w:r>
           <w:rPr>
             <w:rFonts w:ascii="Arial" w:cs="Arial" w:eastAsia="Arial" w:hAnsi="Arial"/>
@@ -1686,7 +1686,7 @@
         </w:rPr>
         <w:t xml:space="preserve">). To view a copy of this license, visit </w:t>
       </w:r>
-      <w:hyperlink w:history="1" r:id="rId79n4q0glvzdigf7cu4i7c">
+      <w:hyperlink w:history="1" r:id="rIdhw9futmm1nsm80iefzrpl">
         <w:r>
           <w:rPr>
             <w:rFonts w:ascii="Arial" w:cs="Arial" w:eastAsia="Arial" w:hAnsi="Arial"/>

--- a/data/outputs/v2/Grade11/Biology/Lesson_Plans/SS3.3_Excretion_and_Homeostasis_in_Animals/Biology_Excretion_and_Homeostasis_in_Animals_SummaryTable.docx
+++ b/data/outputs/v2/Grade11/Biology/Lesson_Plans/SS3.3_Excretion_and_Homeostasis_in_Animals/Biology_Excretion_and_Homeostasis_in_Animals_SummaryTable.docx
@@ -564,7 +564,7 @@
                 <w:sz w:val="18"/>
                 <w:szCs w:val="18"/>
               </w:rPr>
-              <w:t xml:space="preserve">Students compared how a Kenyan dog, a lizard basking on a rock near Lake Victoria, a tilapia from the lake, a goat and a person behave and look on the same hot afternoon (panting, sweating, basking, shade-seeking). They also compared the wastes of these animals: dilute urine in tilapia, concentrated urine in the goat, and white semi-solid uric acid paste in lizards and chickens. Teacher note: Use WAIT TIME of 5 seconds after asking 'Why do you think the lizard's waste looks so different from the tilapia's?' and cold-call 4 students to share predictions before giving any explanation. Record all predictions on the Driving Question Board (DQB) without correcting them.</w:t>
+              <w:t xml:space="preserve">We observed that freshwater fish, marine fish, insects and birds have different excretory structures (gills and kidneys, Malpighian tubules, kidneys) and make different nitrogenous wastes (ammonia, urea, uric acid), and that a dog pants, a lizard sits still on a hot rock, goats produce concentrated urine and freshwater fish produce large amounts of dilute urine.</w:t>
             </w:r>
           </w:p>
         </w:tc>
@@ -596,7 +596,7 @@
                 <w:sz w:val="18"/>
                 <w:szCs w:val="18"/>
               </w:rPr>
-              <w:t xml:space="preserve">The type of nitrogenous waste an animal makes is linked to how much water is available to it. Animals with plenty of water (freshwater fish such as tilapia) excrete ammonia, which is very toxic and needs a lot of water to dilute it. Mammals such as goats and humans make urea, which is less toxic and can be stored briefly and excreted in a moderate volume of water. Birds, lizards and insects, which conserve water, make uric acid, which is almost insoluble and non-toxic and is excreted as a paste with very little water loss. Excretion is the removal of toxic metabolic wastes, and homeostasis is the maintenance of a stable internal environment. Teacher note: Accept the idea that different habitats lead to different strategies, and keep unresolved questions (e.g. 'How does the dog cool down?') on the DQB for later lessons.</w:t>
+              <w:t xml:space="preserve">We learned that the type of nitrogenous waste an animal makes is linked to how much water is available to it: animals with plenty of water (freshwater fish) excrete toxic ammonia in dilute urine, while animals that must save water (insects and birds) excrete less toxic uric acid as a semi-solid paste, and marine fish and mammals make urea.</w:t>
             </w:r>
           </w:p>
         </w:tc>
@@ -628,7 +628,7 @@
                 <w:sz w:val="18"/>
                 <w:szCs w:val="18"/>
               </w:rPr>
-              <w:t xml:space="preserve">Model answer: Animals in different environments face different challenges, so they have different ways of removing nitrogenous wastes. A tilapia is surrounded by water so it can flush out ammonia easily, whereas a lizard in the dry Rift Valley must save water and so excretes uric acid. This begins to answer the driving question because the internal environment is kept safe by matching the waste type to water availability. Pedagogical note: Common misconception to watch for is that 'excretion' means only 'urination' or the same as egestion (removal of undigested food). Clarify that excretion removes wastes made by cells. Students should draw an initial model with the animals, their wastes and the environments, to be revised in later lessons.</w:t>
+              <w:t xml:space="preserve">We can explain that animals living in different environments have excretory structures adapted to remove nitrogenous wastes while conserving or removing water, but we cannot yet explain how a goat makes concentrated urine, why a dog pants, why a lizard basks, or how mammals such as humans filter their internal liquid wastes. That leads us to ask: How do mammals (like humans) process and filter their internal liquid wastes?</w:t>
             </w:r>
           </w:p>
         </w:tc>
@@ -713,7 +713,7 @@
                 <w:sz w:val="18"/>
                 <w:szCs w:val="18"/>
               </w:rPr>
-              <w:t xml:space="preserve">Students dissected or examined a fresh goat kidney (sourced from a local butcher in the market) or a labelled diagram or photographs. They cut it longitudinally and observed the dark outer cortex, the paler inner medulla with its pyramids, the funnel-shaped pelvis, and the ureter leaving the kidney. They then examined slides, diagrams or a model of a nephron. Teacher note: Safety first. Students must wear gloves, wash hands with soap after, and handle the sharp tools only under supervision. Ask 'Where do you think blood enters and where does urine leave?' and give 5 seconds of WAIT TIME before cold-calling 3 students.</w:t>
+              <w:t xml:space="preserve">We observed a goat/cow kidney with a dark outer cortex, a paler striped medulla, a hollow renal pelvis leading to the ureter, and blood vessels (renal artery and vein) entering and leaving at the hilum. Granular dots in the cortex suggested tiny filtering units.</w:t>
             </w:r>
           </w:p>
         </w:tc>
@@ -745,7 +745,7 @@
                 <w:sz w:val="18"/>
                 <w:szCs w:val="18"/>
               </w:rPr>
-              <w:t xml:space="preserve">The mammalian kidney is organised into regions with different roles. The cortex contains many nephrons where blood is filtered (the glomerulus and Bowman's capsule, with the convoluted tubules), the medulla contains parts of the nephron such as the loops of Henle and collecting ducts that concentrate urine, and the pelvis collects urine and passes it to the ureter. The renal artery brings blood with urea to the kidney, and the renal vein takes away blood with less urea. The nephron is the functional unit of the kidney. Teacher note: Check that students can label a nephron: Bowman's capsule, glomerulus, proximal convoluted tubule, loop of Henle, distal convoluted tubule and collecting duct.</w:t>
+              <w:t xml:space="preserve">The mammalian kidney is organised into regions with different roles: the cortex contains many nephrons where blood is filtered, the medulla contains parts of nephrons and collecting ducts that help concentrate urine, and the pelvis collects urine and passes it to the ureter. The nephron is the functional unit of the kidney.</w:t>
             </w:r>
           </w:p>
         </w:tc>
@@ -777,7 +777,7 @@
                 <w:sz w:val="18"/>
                 <w:szCs w:val="18"/>
               </w:rPr>
-              <w:t xml:space="preserve">Model answer: The kidney is built so that blood is filtered in the cortex, and the water-saving work is done in the medulla. Millions of nephrons give a large surface area for filtering the blood. Linking to the phenomenon, a goat or a human on a hot afternoon can make concentrated urine because the medulla and its loops of Henle can reabsorb water. Pedagogical note: Students often think the kidney stores urine (it is the bladder) or that urine is made only in the medulla. Have them trace the path of a drop of blood and a drop of urine using arrows on a diagram, and add the structures to the class model and DQB.</w:t>
+              <w:t xml:space="preserve">Because the kidney receives a large blood supply and contains millions of nephrons arranged in the cortex and medulla, it can filter blood, remove urea and regulate water. This helps explain how a goat can drink water yet produce concentrated urine, while we still need to find out how nephrons turn filtered blood into urine and why freshwater fish produce dilute urine.</w:t>
             </w:r>
           </w:p>
         </w:tc>
@@ -862,7 +862,7 @@
                 <w:sz w:val="18"/>
                 <w:szCs w:val="18"/>
               </w:rPr>
-              <w:t xml:space="preserve">Students followed the path of fluid through a nephron using a data table of concentrations (glucose, urea, proteins, water, salts) in blood plasma, glomerular filtrate and urine, and a modelling activity using a sieve or cloth filter with a mixture of water, sand and salt or maize flour. They saw that large molecules were held back and small molecules passed through. Teacher note: Ask 'Why is there no glucose in healthy urine?' and use 5 seconds of WAIT TIME. Cold-call 3 students to describe where glucose is lost from the data and where it was reabsorbed.</w:t>
+              <w:t xml:space="preserve">We watched animations of the nephron and traced how blood, filtrate and urine differ in glucose, protein, urea and water. We saw that blood cells and proteins stay in the blood, glucose is fully reabsorbed in the proximal tubule, and urine is concentrated by water reabsorption in the loop of Henle and collecting duct.</w:t>
             </w:r>
           </w:p>
         </w:tc>
@@ -894,7 +894,7 @@
                 <w:sz w:val="18"/>
                 <w:szCs w:val="18"/>
               </w:rPr>
-              <w:t xml:space="preserve">Urine formation involves ultrafiltration in the glomerulus, where small molecules (water, glucose, amino acids, urea, salts) are forced into Bowman's capsule under high pressure while blood cells and large proteins stay in the blood. This is followed by selective reabsorption, mostly in the proximal convoluted tubule, where all glucose and amino acids and much water and salts are returned to the blood. Water is further reabsorbed in the loop of Henle and collecting duct, and salts are adjusted in the distal tubule. Urea and excess salts and water remain and leave as urine through the ureter, bladder and urethra. Teacher note: High pressure is caused by the afferent vessel being wider than the efferent vessel.</w:t>
+              <w:t xml:space="preserve">Urine formation involves ultrafiltration in the glomerulus (small molecules forced into Bowman's capsule under high pressure), followed by selective reabsorption of useful substances and secretion of extra wastes and ions in the nephron tubule. ADH controls how much water is reabsorbed, so urine can be concentrated or dilute.</w:t>
             </w:r>
           </w:p>
         </w:tc>
@@ -926,7 +926,7 @@
                 <w:sz w:val="18"/>
                 <w:szCs w:val="18"/>
               </w:rPr>
-              <w:t xml:space="preserve">Model answer: Blood is first filtered non-selectively by size and then the body takes back what it needs, leaving the wastes to be excreted. This is how a person who has been sweating in Nairobi traffic can have small volumes of dark, concentrated urine, because more water is reabsorbed. Pedagogical note: Common misconception is that the kidney filters out only wastes, whereas it filters out many useful substances and then reabsorbs them. If glucose or protein appears in urine, this can be a sign of problems such as diabetes or kidney damage. Students update the model with the steps of filtration and reabsorption and add questions to the DQB.</w:t>
+              <w:t xml:space="preserve">A goat that loses water on a hot day releases more ADH, so its collecting ducts reabsorb more water and it produces small amounts of concentrated urine. A freshwater fish gains water by osmosis, so it produces large amounts of dilute urine. New question: What other organs in mammals assist in excretion besides the kidney?</w:t>
             </w:r>
           </w:p>
         </w:tc>
@@ -1011,7 +1011,7 @@
                 <w:sz w:val="18"/>
                 <w:szCs w:val="18"/>
               </w:rPr>
-              <w:t xml:space="preserve">Students studied diagrams, a short reading, and data on the liver and skin. They observed a labelled diagram of a section of skin with sweat glands, and compared the composition of sweat and urine. They considered what happens to proteins in a meal of beans or nyama choma, and why sweat is salty. Teacher note: Ask 'Where does the urea come from before it reaches the kidney?' and allow 5 seconds of WAIT TIME. Cold-call 3 students and use their ideas to link the liver, blood and kidney.</w:t>
+              <w:t xml:space="preserve">We observed photomicrographs and charts of the liver (hepatocytes, sinusoids, bile canaliculi) and skin (epidermis, dermis, sweat glands, capillaries), and heard about cirrhosis, hepatitis and fatty liver disease.</w:t>
             </w:r>
           </w:p>
         </w:tc>
@@ -1043,7 +1043,7 @@
                 <w:sz w:val="18"/>
                 <w:szCs w:val="18"/>
               </w:rPr>
-              <w:t xml:space="preserve">The liver deaminates excess amino acids to make urea (the nitrogen part is removed and converted, and the rest is used for energy), breaks down haemoglobin from old red blood cells to make bile pigments such as bilirubin that leave in bile, and processes toxic substances such as alcohol and drugs (detoxification). The skin excretes water, salts and a little urea in sweat, and sweating also helps cool the body. The lungs excrete carbon dioxide and water vapour. Teacher note: Stress that the liver makes urea but the kidney removes it from the blood.</w:t>
+              <w:t xml:space="preserve">The liver deaminates excess amino acids to make urea, breaks down haemoglobin to make bile pigments and processes toxic substances; the skin excretes sweat containing water, salts and a little urea and helps cool the body. Liver disorders damage these functions.</w:t>
             </w:r>
           </w:p>
         </w:tc>
@@ -1075,7 +1075,7 @@
                 <w:sz w:val="18"/>
                 <w:szCs w:val="18"/>
               </w:rPr>
-              <w:t xml:space="preserve">Model answer: Several organs work together in excretion. The liver converts toxic ammonia from amino acid breakdown into urea, which is carried by blood to the kidneys, while the skin loses water and salts as sweat. On a hot afternoon, a footballer or farmer in Kisumu loses a lot of water and salts in sweat, so less urine is produced. Pedagogical note: Students may think sweating exists only for excretion, so link it to temperature regulation, which is developed in Lesson 6. Add the liver and skin to the class model of how wastes are made and removed, and post new questions on the DQB.</w:t>
+              <w:t xml:space="preserve">Urea in the goat's urine begins in the liver, is carried by blood to the kidney and removed, while sweat or panting helps animals lose heat on a hot afternoon. The liver and skin work with the kidney to remove wastes and keep the body stable, but we still need to explain how water, temperature and sugar levels are kept constant.</w:t>
             </w:r>
           </w:p>
         </w:tc>
@@ -1160,7 +1160,7 @@
                 <w:sz w:val="18"/>
                 <w:szCs w:val="18"/>
               </w:rPr>
-              <w:t xml:space="preserve">Students analysed graphs and data on blood glucose after a meal of ugali and sukuma wiki, and urine volume after drinking water compared with a hot day with little water. They then built a flow diagram or acted out a role-play with cards for stimulus, receptor, control centre and effector. Teacher note: Ask 'What would happen if blood glucose kept rising and nothing responded?' with 5 seconds of WAIT TIME and cold-call 4 students. Use a thermostat or a gas stove analogy to introduce the loop.</w:t>
+              <w:t xml:space="preserve">We observed that hormone signals such as ADH, insulin and glucagon form feedback loops, and that in diabetes mellitus and diabetes insipidus the symptoms (thirst, lots of urine, sugar in urine or very dilute urine) show where a loop has failed.</w:t>
             </w:r>
           </w:p>
         </w:tc>
@@ -1192,7 +1192,7 @@
                 <w:sz w:val="18"/>
                 <w:szCs w:val="18"/>
               </w:rPr>
-              <w:t xml:space="preserve">Negative feedback detects a change from a set point and triggers a response that reverses it. ADH (antidiuretic hormone), released by the pituitary gland when the blood is too concentrated, makes the kidney collecting ducts more permeable so more water is reabsorbed and less, more concentrated, urine is produced; when blood is too dilute, less ADH is released and more dilute urine is produced. Blood glucose is regulated by insulin (lowers glucose by promoting uptake and conversion to glycogen in the liver) and glucagon (raises glucose by breaking down glycogen), both from the pancreas. Diabetes mellitus results when this control fails. Teacher note: Insist on the use of the terms stimulus, receptor, coordination centre and effector.</w:t>
+              <w:t xml:space="preserve">We learned that negative feedback detects a change from a set point and triggers a response that reverses it; ADH adjusts how much water the kidney reabsorbs, and insulin and glucagon keep blood glucose within a narrow range.</w:t>
             </w:r>
           </w:p>
         </w:tc>
@@ -1224,7 +1224,7 @@
                 <w:sz w:val="18"/>
                 <w:szCs w:val="18"/>
               </w:rPr>
-              <w:t xml:space="preserve">Model answer: Homeostasis works through negative feedback, so the internal environment returns to its normal level after any change. After a person sweats, the blood becomes concentrated, ADH increases and water is conserved. After eating githeri, glucose rises, insulin is released and levels fall again. Pedagogical note: Misconception to correct is that insulin and glucagon are the same thing or that feedback means 'more of the same'. Students add feedback arrows to their models and place any unresolved questions on the DQB, such as how body temperature is controlled.</w:t>
+              <w:t xml:space="preserve">We can explain why the goat can produce concentrated urine to save water while the freshwater fish excretes dilute urine, how the body keeps water and glucose steady after exercise and a meal, and why the next question is how body temperature is kept stable in animals like the dog and the lizard.</w:t>
             </w:r>
           </w:p>
         </w:tc>
@@ -1309,7 +1309,7 @@
                 <w:sz w:val="18"/>
                 <w:szCs w:val="18"/>
               </w:rPr>
-              <w:t xml:space="preserve">Students looked at temperature data and graphs for a dog, a lizard and a human during a day, and watched or read about behaviours such as panting, basking, shivering, sweating and hiding in burrows. They may have measured their own skin temperature before and after exercise using a thermometer. Teacher note: Ask 'Why does the lizard's temperature change with the rock but the dog's does not?' and give 5 seconds of WAIT TIME. Cold-call 4 students and compare patterns on the board.</w:t>
+              <w:t xml:space="preserve">We observed a dog panting and cattle and goats resting in shade at midday, an agama lizard basking on a rock in the morning and moving into shade or a crevice at midday, and, in video clips and notes, animals that burrow, hibernate or aestivate during extreme cold or dry conditions. We also saw diagrams of blood vessels in the skin widening (vasodilation) and narrowing (vasoconstriction) and of sweating and shivering.</w:t>
             </w:r>
           </w:p>
         </w:tc>
@@ -1341,7 +1341,7 @@
                 <w:sz w:val="18"/>
                 <w:szCs w:val="18"/>
               </w:rPr>
-              <w:t xml:space="preserve">Body temperature is kept within a narrow range by negative feedback: thermoreceptors in the skin and hypothalamus detect a change, the hypothalamus acts as the control centre, and effectors respond. When hot, sweat glands release sweat, skin arterioles dilate (vasodilation) so more heat is lost, and hair lies flat; when cold, shivering produces heat, arterioles constrict (vasoconstriction), and hairs stand up. Endotherms (dogs, humans, goats) use internal heat and need much food energy, while ectotherms (lizards) rely mainly on behaviour such as basking and seeking shade. Dogs pant because they have few sweat glands. Teacher note: Emphasise that arterioles do not move closer to the skin; blood flow changes.</w:t>
+              <w:t xml:space="preserve">Body temperature is kept within a narrow range by negative feedback: thermoreceptors detect a change, the hypothalamus acts as control centre, and effectors such as sweat glands, skin arterioles and muscles reverse the change. Endotherms like dogs, goats and humans use physiological responses (sweating, panting, vasodilation, vasoconstriction, shivering) plus behaviour, while ectotherms like lizards rely mainly on behaviour (basking, shade-seeking, burrowing). Hibernation and aestivation help animals survive prolonged cold or hot, dry periods.</w:t>
             </w:r>
           </w:p>
         </w:tc>
@@ -1373,7 +1373,7 @@
                 <w:sz w:val="18"/>
                 <w:szCs w:val="18"/>
               </w:rPr>
-              <w:t xml:space="preserve">Model answer: Different animals use different strategies to keep a steady temperature. Endotherms regulate internally and ectotherms use behaviour, and both have trade-offs between energy use and flexibility. On the same hot afternoon, the dog pants, the lizard moves into the shade, and a person sweats, and each response lowers or prevents a rise in body temperature. Pedagogical note: Students often say that animals 'feel' cold and so shiver, so link to the hypothalamus. Update the class model with the temperature loop and compare the three animals in a table.</w:t>
+              <w:t xml:space="preserve">The dog pants because evaporation of water from its tongue and airways carries heat away, and its skin blood vessels dilate to lose heat, keeping its body temperature steady. The lizard stays still on the warm rock because it cannot control its temperature internally, so it gains heat by basking and moves into shade when it gets too hot. Both are using homeostasis to survive heat, which raises the question of why excretion and homeostasis are so vital for the survival of all living organisms.</w:t>
             </w:r>
           </w:p>
         </w:tc>
@@ -1458,7 +1458,7 @@
                 <w:sz w:val="18"/>
                 <w:szCs w:val="18"/>
               </w:rPr>
-              <w:t xml:space="preserve">Students returned to the opening phenomenon of the dog, lizard, tilapia, goat and person on a hot afternoon, and reviewed their DQB, their data from the earlier lessons and the early predictions. They worked in groups to revise the class model and then wrote or presented a final explanation. Teacher note: Give 5 seconds of WAIT TIME after asking 'What has changed in your thinking since Lesson 1?' and cold-call 4 students from different groups. Mark the DQB questions that have been answered and note those still open.</w:t>
+              <w:t xml:space="preserve">What we observed: the panting dog, the basking lizard, goats producing concentrated urine and freshwater fish producing large volumes of dilute urine; the layers of the goat or cow kidney (cortex, medulla, pelvis); wastes in insects, birds, fish and mammals; and how feedback loops work.</w:t>
             </w:r>
           </w:p>
         </w:tc>
@@ -1490,7 +1490,7 @@
                 <w:sz w:val="18"/>
                 <w:szCs w:val="18"/>
               </w:rPr>
-              <w:t xml:space="preserve">Homeostasis keeps temperature, water, salts and blood sugar steady using negative feedback, and excretion removes toxic metabolic wastes (ammonia, urea, uric acid) through organs such as the kidneys, liver, skin and lungs. Different animals use different strategies depending on their environment: ammonia in freshwater fish, urea in mammals, uric acid in water-conserving animals; the kidney filters blood and reabsorbs useful substances; ADH, insulin and glucagon control water and glucose; and the hypothalamus and effectors control temperature, with endotherms and ectotherms using different methods. Teacher note: Check that students can use correct vocabulary and link structure to function.</w:t>
+              <w:t xml:space="preserve">What we learned: homeostasis keeps temperature, water, salts and blood sugar steady using negative feedback; excretion removes toxic metabolic wastes such as ammonia, urea and uric acid; the kidney, liver and skin do this work in mammals; and behaviours such as basking, panting, burrowing, hibernation and aestivation help animals cope with environmental change.</w:t>
             </w:r>
           </w:p>
         </w:tc>
@@ -1522,7 +1522,7 @@
                 <w:sz w:val="18"/>
                 <w:szCs w:val="18"/>
               </w:rPr>
-              <w:t xml:space="preserve">Model answer: Animals maintain a balanced internal environment through sensors, control centres and effectors that detect and reverse changes, and they remove toxic wastes in forms suited to their water supply. The dog pants, the lizard basks or hides, the tilapia loses ammonia into water, and the goat and human filter blood in the kidney, so each keeps conditions inside the body steady despite the hot afternoon outside. Pedagogical note: A strong answer uses evidence from at least three lessons, includes a feedback loop, and compares at least two animals. Use the model and DQB to assess understanding, and address any lingering misconceptions, for example confusing excretion with egestion or thinking that homeostasis means that nothing in the body ever changes.</w:t>
+              <w:t xml:space="preserve">Our final explanation: Animals face different environments, but all must keep their cells in a stable internal environment and remove toxic wastes. The dog pants to lose heat; the lizard basks or shelters to adjust its temperature behaviourally; the goat's nephrons reabsorb water to make concentrated urine; the freshwater fish gains water by osmosis and excretes dilute urine. Because each structure or behaviour suits the animal's habitat, its cells survive and it stays healthy. This is why excretion and homeostasis are essential.</w:t>
             </w:r>
           </w:p>
         </w:tc>
@@ -1646,7 +1646,7 @@
         </w:rPr>
         <w:t xml:space="preserve">© 2026 SeaVuria and ARES. This work is licensed under a </w:t>
       </w:r>
-      <w:hyperlink w:history="1" r:id="rIdreuedvwqb8062natl2-vb">
+      <w:hyperlink w:history="1" r:id="rIdsx4wxnm5y7d5zjekorf4e">
         <w:r>
           <w:rPr>
             <w:rFonts w:ascii="Arial" w:cs="Arial" w:eastAsia="Arial" w:hAnsi="Arial"/>
@@ -1666,7 +1666,7 @@
         </w:rPr>
         <w:t xml:space="preserve"> (</w:t>
       </w:r>
-      <w:hyperlink w:history="1" r:id="rIdfc_2rc7ryp8_qs0ecjgh9">
+      <w:hyperlink w:history="1" r:id="rIdzdhvnxmpozjl4hcnaga6t">
         <w:r>
           <w:rPr>
             <w:rFonts w:ascii="Arial" w:cs="Arial" w:eastAsia="Arial" w:hAnsi="Arial"/>
@@ -1686,7 +1686,7 @@
         </w:rPr>
         <w:t xml:space="preserve">). To view a copy of this license, visit </w:t>
       </w:r>
-      <w:hyperlink w:history="1" r:id="rIdhw9futmm1nsm80iefzrpl">
+      <w:hyperlink w:history="1" r:id="rIdpk8hurbf9vabudh8jqy8a">
         <w:r>
           <w:rPr>
             <w:rFonts w:ascii="Arial" w:cs="Arial" w:eastAsia="Arial" w:hAnsi="Arial"/>

--- a/data/outputs/v2/Grade11/Biology/Lesson_Plans/SS3.3_Excretion_and_Homeostasis_in_Animals/Biology_Excretion_and_Homeostasis_in_Animals_SummaryTable.docx
+++ b/data/outputs/v2/Grade11/Biology/Lesson_Plans/SS3.3_Excretion_and_Homeostasis_in_Animals/Biology_Excretion_and_Homeostasis_in_Animals_SummaryTable.docx
@@ -1646,7 +1646,7 @@
         </w:rPr>
         <w:t xml:space="preserve">© 2026 SeaVuria and ARES. This work is licensed under a </w:t>
       </w:r>
-      <w:hyperlink w:history="1" r:id="rIdsx4wxnm5y7d5zjekorf4e">
+      <w:hyperlink w:history="1" r:id="rIdcl6nx9tqd5eyb6_vlnjeb">
         <w:r>
           <w:rPr>
             <w:rFonts w:ascii="Arial" w:cs="Arial" w:eastAsia="Arial" w:hAnsi="Arial"/>
@@ -1666,7 +1666,7 @@
         </w:rPr>
         <w:t xml:space="preserve"> (</w:t>
       </w:r>
-      <w:hyperlink w:history="1" r:id="rIdzdhvnxmpozjl4hcnaga6t">
+      <w:hyperlink w:history="1" r:id="rIdpkkuiqiunjwyvl3oj_6hx">
         <w:r>
           <w:rPr>
             <w:rFonts w:ascii="Arial" w:cs="Arial" w:eastAsia="Arial" w:hAnsi="Arial"/>
@@ -1686,7 +1686,7 @@
         </w:rPr>
         <w:t xml:space="preserve">). To view a copy of this license, visit </w:t>
       </w:r>
-      <w:hyperlink w:history="1" r:id="rIdpk8hurbf9vabudh8jqy8a">
+      <w:hyperlink w:history="1" r:id="rIdogxtmfnpmy-rujnvbtp7g">
         <w:r>
           <w:rPr>
             <w:rFonts w:ascii="Arial" w:cs="Arial" w:eastAsia="Arial" w:hAnsi="Arial"/>

--- a/data/outputs/v2/Grade11/Biology/Lesson_Plans/SS3.3_Excretion_and_Homeostasis_in_Animals/Biology_Excretion_and_Homeostasis_in_Animals_SummaryTable.docx
+++ b/data/outputs/v2/Grade11/Biology/Lesson_Plans/SS3.3_Excretion_and_Homeostasis_in_Animals/Biology_Excretion_and_Homeostasis_in_Animals_SummaryTable.docx
@@ -1646,7 +1646,7 @@
         </w:rPr>
         <w:t xml:space="preserve">© 2026 SeaVuria and ARES. This work is licensed under a </w:t>
       </w:r>
-      <w:hyperlink w:history="1" r:id="rIdcl6nx9tqd5eyb6_vlnjeb">
+      <w:hyperlink w:history="1" r:id="rIdadawsp3udw3l1lz80jpph">
         <w:r>
           <w:rPr>
             <w:rFonts w:ascii="Arial" w:cs="Arial" w:eastAsia="Arial" w:hAnsi="Arial"/>
@@ -1666,7 +1666,7 @@
         </w:rPr>
         <w:t xml:space="preserve"> (</w:t>
       </w:r>
-      <w:hyperlink w:history="1" r:id="rIdpkkuiqiunjwyvl3oj_6hx">
+      <w:hyperlink w:history="1" r:id="rIdoabah0umbe5q0p_cyr9td">
         <w:r>
           <w:rPr>
             <w:rFonts w:ascii="Arial" w:cs="Arial" w:eastAsia="Arial" w:hAnsi="Arial"/>
@@ -1686,7 +1686,7 @@
         </w:rPr>
         <w:t xml:space="preserve">). To view a copy of this license, visit </w:t>
       </w:r>
-      <w:hyperlink w:history="1" r:id="rIdogxtmfnpmy-rujnvbtp7g">
+      <w:hyperlink w:history="1" r:id="rIdh1-icnwqaohpehqm_dqtj">
         <w:r>
           <w:rPr>
             <w:rFonts w:ascii="Arial" w:cs="Arial" w:eastAsia="Arial" w:hAnsi="Arial"/>

--- a/data/outputs/v2/Grade11/Biology/Lesson_Plans/SS3.3_Excretion_and_Homeostasis_in_Animals/Biology_Excretion_and_Homeostasis_in_Animals_SummaryTable.docx
+++ b/data/outputs/v2/Grade11/Biology/Lesson_Plans/SS3.3_Excretion_and_Homeostasis_in_Animals/Biology_Excretion_and_Homeostasis_in_Animals_SummaryTable.docx
@@ -596,7 +596,7 @@
                 <w:sz w:val="18"/>
                 <w:szCs w:val="18"/>
               </w:rPr>
-              <w:t xml:space="preserve">We learned that the type of nitrogenous waste an animal makes is linked to how much water is available to it: animals with plenty of water (freshwater fish) excrete toxic ammonia in dilute urine, while animals that must save water (insects and birds) excrete less toxic uric acid as a semi-solid paste, and marine fish and mammals make urea.</w:t>
+              <w:t xml:space="preserve">We learned that the type of nitrogenous waste an animal makes is linked to how much water is available to it: animals with plenty of water (freshwater fish) excrete toxic ammonia in dilute urine, while animals that must save water (insects and birds) excrete less toxic uric acid as a semi-solid paste, and marine cartilaginous fish (such as sharks) and mammals make urea.</w:t>
             </w:r>
           </w:p>
         </w:tc>
@@ -1646,7 +1646,7 @@
         </w:rPr>
         <w:t xml:space="preserve">© 2026 SeaVuria and ARES. This work is licensed under a </w:t>
       </w:r>
-      <w:hyperlink w:history="1" r:id="rIdadawsp3udw3l1lz80jpph">
+      <w:hyperlink w:history="1" r:id="rIdhahkn69a-frsx_al_hkgr">
         <w:r>
           <w:rPr>
             <w:rFonts w:ascii="Arial" w:cs="Arial" w:eastAsia="Arial" w:hAnsi="Arial"/>
@@ -1666,7 +1666,7 @@
         </w:rPr>
         <w:t xml:space="preserve"> (</w:t>
       </w:r>
-      <w:hyperlink w:history="1" r:id="rIdoabah0umbe5q0p_cyr9td">
+      <w:hyperlink w:history="1" r:id="rIdx7q1nbh8qww_p5kps7k6e">
         <w:r>
           <w:rPr>
             <w:rFonts w:ascii="Arial" w:cs="Arial" w:eastAsia="Arial" w:hAnsi="Arial"/>
@@ -1686,7 +1686,7 @@
         </w:rPr>
         <w:t xml:space="preserve">). To view a copy of this license, visit </w:t>
       </w:r>
-      <w:hyperlink w:history="1" r:id="rIdh1-icnwqaohpehqm_dqtj">
+      <w:hyperlink w:history="1" r:id="rIdvfreggylftguqkr4qzkg0">
         <w:r>
           <w:rPr>
             <w:rFonts w:ascii="Arial" w:cs="Arial" w:eastAsia="Arial" w:hAnsi="Arial"/>

--- a/data/outputs/v2/Grade11/Biology/Lesson_Plans/SS3.3_Excretion_and_Homeostasis_in_Animals/Biology_Excretion_and_Homeostasis_in_Animals_SummaryTable.docx
+++ b/data/outputs/v2/Grade11/Biology/Lesson_Plans/SS3.3_Excretion_and_Homeostasis_in_Animals/Biology_Excretion_and_Homeostasis_in_Animals_SummaryTable.docx
@@ -1646,7 +1646,7 @@
         </w:rPr>
         <w:t xml:space="preserve">© 2026 SeaVuria and ARES. This work is licensed under a </w:t>
       </w:r>
-      <w:hyperlink w:history="1" r:id="rIdhahkn69a-frsx_al_hkgr">
+      <w:hyperlink w:history="1" r:id="rIduxon_mtpgqww8vuq6wec7">
         <w:r>
           <w:rPr>
             <w:rFonts w:ascii="Arial" w:cs="Arial" w:eastAsia="Arial" w:hAnsi="Arial"/>
@@ -1666,7 +1666,7 @@
         </w:rPr>
         <w:t xml:space="preserve"> (</w:t>
       </w:r>
-      <w:hyperlink w:history="1" r:id="rIdx7q1nbh8qww_p5kps7k6e">
+      <w:hyperlink w:history="1" r:id="rIdav4y8ok8vqlhvvo-p6k9s">
         <w:r>
           <w:rPr>
             <w:rFonts w:ascii="Arial" w:cs="Arial" w:eastAsia="Arial" w:hAnsi="Arial"/>
@@ -1686,7 +1686,7 @@
         </w:rPr>
         <w:t xml:space="preserve">). To view a copy of this license, visit </w:t>
       </w:r>
-      <w:hyperlink w:history="1" r:id="rIdvfreggylftguqkr4qzkg0">
+      <w:hyperlink w:history="1" r:id="rIdig1yelgl6rqfrfulneimr">
         <w:r>
           <w:rPr>
             <w:rFonts w:ascii="Arial" w:cs="Arial" w:eastAsia="Arial" w:hAnsi="Arial"/>

--- a/data/outputs/v2/Grade11/Biology/Lesson_Plans/SS3.3_Excretion_and_Homeostasis_in_Animals/Biology_Excretion_and_Homeostasis_in_Animals_SummaryTable.docx
+++ b/data/outputs/v2/Grade11/Biology/Lesson_Plans/SS3.3_Excretion_and_Homeostasis_in_Animals/Biology_Excretion_and_Homeostasis_in_Animals_SummaryTable.docx
@@ -1646,7 +1646,7 @@
         </w:rPr>
         <w:t xml:space="preserve">© 2026 SeaVuria and ARES. This work is licensed under a </w:t>
       </w:r>
-      <w:hyperlink w:history="1" r:id="rIduxon_mtpgqww8vuq6wec7">
+      <w:hyperlink w:history="1" r:id="rId7nddw0-gkprup3_damzph">
         <w:r>
           <w:rPr>
             <w:rFonts w:ascii="Arial" w:cs="Arial" w:eastAsia="Arial" w:hAnsi="Arial"/>
@@ -1666,7 +1666,7 @@
         </w:rPr>
         <w:t xml:space="preserve"> (</w:t>
       </w:r>
-      <w:hyperlink w:history="1" r:id="rIdav4y8ok8vqlhvvo-p6k9s">
+      <w:hyperlink w:history="1" r:id="rId0owqdt8sjn4_rfqisnpzv">
         <w:r>
           <w:rPr>
             <w:rFonts w:ascii="Arial" w:cs="Arial" w:eastAsia="Arial" w:hAnsi="Arial"/>
@@ -1686,7 +1686,7 @@
         </w:rPr>
         <w:t xml:space="preserve">). To view a copy of this license, visit </w:t>
       </w:r>
-      <w:hyperlink w:history="1" r:id="rIdig1yelgl6rqfrfulneimr">
+      <w:hyperlink w:history="1" r:id="rIdtqi3pln4uq_scjxu99xvf">
         <w:r>
           <w:rPr>
             <w:rFonts w:ascii="Arial" w:cs="Arial" w:eastAsia="Arial" w:hAnsi="Arial"/>

--- a/data/outputs/v2/Grade11/Biology/Lesson_Plans/SS3.3_Excretion_and_Homeostasis_in_Animals/Biology_Excretion_and_Homeostasis_in_Animals_SummaryTable.docx
+++ b/data/outputs/v2/Grade11/Biology/Lesson_Plans/SS3.3_Excretion_and_Homeostasis_in_Animals/Biology_Excretion_and_Homeostasis_in_Animals_SummaryTable.docx
@@ -4,6 +4,7 @@
   <w:body>
     <w:p>
       <w:pPr>
+        <w:keepNext w:val="false"/>
         <w:spacing w:after="30" w:before="0"/>
         <w:jc w:val="center"/>
       </w:pPr>
@@ -23,6 +24,7 @@
     </w:p>
     <w:p>
       <w:pPr>
+        <w:keepNext w:val="false"/>
         <w:spacing w:after="60" w:before="0"/>
         <w:jc w:val="center"/>
       </w:pPr>
@@ -81,6 +83,7 @@
           </w:tcPr>
           <w:p>
             <w:pPr>
+              <w:keepNext w:val="false"/>
               <w:spacing w:after="40" w:before="0"/>
               <w:jc w:val="center"/>
             </w:pPr>
@@ -115,6 +118,7 @@
           </w:tcPr>
           <w:p>
             <w:pPr>
+              <w:keepNext w:val="false"/>
               <w:spacing w:after="40" w:before="0"/>
               <w:jc w:val="left"/>
             </w:pPr>
@@ -147,6 +151,7 @@
           </w:tcPr>
           <w:p>
             <w:pPr>
+              <w:keepNext w:val="false"/>
               <w:spacing w:after="40" w:before="0"/>
               <w:jc w:val="left"/>
             </w:pPr>
@@ -181,6 +186,7 @@
           </w:tcPr>
           <w:p>
             <w:pPr>
+              <w:keepNext w:val="false"/>
               <w:spacing w:after="40" w:before="0"/>
               <w:jc w:val="left"/>
             </w:pPr>
@@ -213,6 +219,7 @@
           </w:tcPr>
           <w:p>
             <w:pPr>
+              <w:keepNext w:val="false"/>
               <w:spacing w:after="40" w:before="0"/>
               <w:jc w:val="left"/>
             </w:pPr>
@@ -273,6 +280,7 @@
           </w:tcPr>
           <w:p>
             <w:pPr>
+              <w:keepNext w:val="false"/>
               <w:spacing w:after="40" w:before="0"/>
               <w:jc w:val="center"/>
             </w:pPr>
@@ -307,6 +315,7 @@
           </w:tcPr>
           <w:p>
             <w:pPr>
+              <w:keepNext w:val="false"/>
               <w:spacing w:after="40" w:before="0"/>
               <w:jc w:val="left"/>
             </w:pPr>
@@ -369,6 +378,7 @@
           </w:tcPr>
           <w:p>
             <w:pPr>
+              <w:keepNext w:val="false"/>
               <w:spacing w:after="40" w:before="0"/>
               <w:jc w:val="left"/>
             </w:pPr>
@@ -401,6 +411,7 @@
           </w:tcPr>
           <w:p>
             <w:pPr>
+              <w:keepNext w:val="false"/>
               <w:spacing w:after="40" w:before="0"/>
               <w:jc w:val="left"/>
             </w:pPr>
@@ -433,6 +444,7 @@
           </w:tcPr>
           <w:p>
             <w:pPr>
+              <w:keepNext w:val="false"/>
               <w:spacing w:after="40" w:before="0"/>
               <w:jc w:val="left"/>
             </w:pPr>
@@ -465,6 +477,7 @@
           </w:tcPr>
           <w:p>
             <w:pPr>
+              <w:keepNext w:val="false"/>
               <w:spacing w:after="40" w:before="0"/>
               <w:jc w:val="left"/>
             </w:pPr>
@@ -499,6 +512,7 @@
           </w:tcPr>
           <w:p>
             <w:pPr>
+              <w:keepNext w:val="false"/>
               <w:spacing w:after="40" w:before="0"/>
               <w:jc w:val="left"/>
             </w:pPr>
@@ -518,6 +532,7 @@
           </w:p>
           <w:p>
             <w:pPr>
+              <w:keepNext w:val="false"/>
               <w:spacing w:after="40" w:before="0"/>
               <w:jc w:val="left"/>
             </w:pPr>
@@ -550,6 +565,7 @@
           </w:tcPr>
           <w:p>
             <w:pPr>
+              <w:keepNext w:val="false"/>
               <w:spacing w:after="40" w:before="0"/>
               <w:jc w:val="left"/>
             </w:pPr>
@@ -582,6 +598,7 @@
           </w:tcPr>
           <w:p>
             <w:pPr>
+              <w:keepNext w:val="false"/>
               <w:spacing w:after="40" w:before="0"/>
               <w:jc w:val="left"/>
             </w:pPr>
@@ -614,6 +631,7 @@
           </w:tcPr>
           <w:p>
             <w:pPr>
+              <w:keepNext w:val="false"/>
               <w:spacing w:after="40" w:before="0"/>
               <w:jc w:val="left"/>
             </w:pPr>
@@ -648,6 +666,7 @@
           </w:tcPr>
           <w:p>
             <w:pPr>
+              <w:keepNext w:val="false"/>
               <w:spacing w:after="40" w:before="0"/>
               <w:jc w:val="left"/>
             </w:pPr>
@@ -667,6 +686,7 @@
           </w:p>
           <w:p>
             <w:pPr>
+              <w:keepNext w:val="false"/>
               <w:spacing w:after="40" w:before="0"/>
               <w:jc w:val="left"/>
             </w:pPr>
@@ -699,6 +719,7 @@
           </w:tcPr>
           <w:p>
             <w:pPr>
+              <w:keepNext w:val="false"/>
               <w:spacing w:after="40" w:before="0"/>
               <w:jc w:val="left"/>
             </w:pPr>
@@ -731,6 +752,7 @@
           </w:tcPr>
           <w:p>
             <w:pPr>
+              <w:keepNext w:val="false"/>
               <w:spacing w:after="40" w:before="0"/>
               <w:jc w:val="left"/>
             </w:pPr>
@@ -763,6 +785,7 @@
           </w:tcPr>
           <w:p>
             <w:pPr>
+              <w:keepNext w:val="false"/>
               <w:spacing w:after="40" w:before="0"/>
               <w:jc w:val="left"/>
             </w:pPr>
@@ -797,6 +820,7 @@
           </w:tcPr>
           <w:p>
             <w:pPr>
+              <w:keepNext w:val="false"/>
               <w:spacing w:after="40" w:before="0"/>
               <w:jc w:val="left"/>
             </w:pPr>
@@ -816,6 +840,7 @@
           </w:p>
           <w:p>
             <w:pPr>
+              <w:keepNext w:val="false"/>
               <w:spacing w:after="40" w:before="0"/>
               <w:jc w:val="left"/>
             </w:pPr>
@@ -848,6 +873,7 @@
           </w:tcPr>
           <w:p>
             <w:pPr>
+              <w:keepNext w:val="false"/>
               <w:spacing w:after="40" w:before="0"/>
               <w:jc w:val="left"/>
             </w:pPr>
@@ -880,6 +906,7 @@
           </w:tcPr>
           <w:p>
             <w:pPr>
+              <w:keepNext w:val="false"/>
               <w:spacing w:after="40" w:before="0"/>
               <w:jc w:val="left"/>
             </w:pPr>
@@ -912,6 +939,7 @@
           </w:tcPr>
           <w:p>
             <w:pPr>
+              <w:keepNext w:val="false"/>
               <w:spacing w:after="40" w:before="0"/>
               <w:jc w:val="left"/>
             </w:pPr>
@@ -946,6 +974,7 @@
           </w:tcPr>
           <w:p>
             <w:pPr>
+              <w:keepNext w:val="false"/>
               <w:spacing w:after="40" w:before="0"/>
               <w:jc w:val="left"/>
             </w:pPr>
@@ -965,6 +994,7 @@
           </w:p>
           <w:p>
             <w:pPr>
+              <w:keepNext w:val="false"/>
               <w:spacing w:after="40" w:before="0"/>
               <w:jc w:val="left"/>
             </w:pPr>
@@ -997,6 +1027,7 @@
           </w:tcPr>
           <w:p>
             <w:pPr>
+              <w:keepNext w:val="false"/>
               <w:spacing w:after="40" w:before="0"/>
               <w:jc w:val="left"/>
             </w:pPr>
@@ -1029,6 +1060,7 @@
           </w:tcPr>
           <w:p>
             <w:pPr>
+              <w:keepNext w:val="false"/>
               <w:spacing w:after="40" w:before="0"/>
               <w:jc w:val="left"/>
             </w:pPr>
@@ -1061,6 +1093,7 @@
           </w:tcPr>
           <w:p>
             <w:pPr>
+              <w:keepNext w:val="false"/>
               <w:spacing w:after="40" w:before="0"/>
               <w:jc w:val="left"/>
             </w:pPr>
@@ -1095,6 +1128,7 @@
           </w:tcPr>
           <w:p>
             <w:pPr>
+              <w:keepNext w:val="false"/>
               <w:spacing w:after="40" w:before="0"/>
               <w:jc w:val="left"/>
             </w:pPr>
@@ -1114,6 +1148,7 @@
           </w:p>
           <w:p>
             <w:pPr>
+              <w:keepNext w:val="false"/>
               <w:spacing w:after="40" w:before="0"/>
               <w:jc w:val="left"/>
             </w:pPr>
@@ -1146,6 +1181,7 @@
           </w:tcPr>
           <w:p>
             <w:pPr>
+              <w:keepNext w:val="false"/>
               <w:spacing w:after="40" w:before="0"/>
               <w:jc w:val="left"/>
             </w:pPr>
@@ -1178,6 +1214,7 @@
           </w:tcPr>
           <w:p>
             <w:pPr>
+              <w:keepNext w:val="false"/>
               <w:spacing w:after="40" w:before="0"/>
               <w:jc w:val="left"/>
             </w:pPr>
@@ -1210,6 +1247,7 @@
           </w:tcPr>
           <w:p>
             <w:pPr>
+              <w:keepNext w:val="false"/>
               <w:spacing w:after="40" w:before="0"/>
               <w:jc w:val="left"/>
             </w:pPr>
@@ -1244,6 +1282,7 @@
           </w:tcPr>
           <w:p>
             <w:pPr>
+              <w:keepNext w:val="false"/>
               <w:spacing w:after="40" w:before="0"/>
               <w:jc w:val="left"/>
             </w:pPr>
@@ -1263,6 +1302,7 @@
           </w:p>
           <w:p>
             <w:pPr>
+              <w:keepNext w:val="false"/>
               <w:spacing w:after="40" w:before="0"/>
               <w:jc w:val="left"/>
             </w:pPr>
@@ -1295,6 +1335,7 @@
           </w:tcPr>
           <w:p>
             <w:pPr>
+              <w:keepNext w:val="false"/>
               <w:spacing w:after="40" w:before="0"/>
               <w:jc w:val="left"/>
             </w:pPr>
@@ -1327,6 +1368,7 @@
           </w:tcPr>
           <w:p>
             <w:pPr>
+              <w:keepNext w:val="false"/>
               <w:spacing w:after="40" w:before="0"/>
               <w:jc w:val="left"/>
             </w:pPr>
@@ -1359,6 +1401,7 @@
           </w:tcPr>
           <w:p>
             <w:pPr>
+              <w:keepNext w:val="false"/>
               <w:spacing w:after="40" w:before="0"/>
               <w:jc w:val="left"/>
             </w:pPr>
@@ -1393,6 +1436,7 @@
           </w:tcPr>
           <w:p>
             <w:pPr>
+              <w:keepNext w:val="false"/>
               <w:spacing w:after="40" w:before="0"/>
               <w:jc w:val="left"/>
             </w:pPr>
@@ -1412,6 +1456,7 @@
           </w:p>
           <w:p>
             <w:pPr>
+              <w:keepNext w:val="false"/>
               <w:spacing w:after="40" w:before="0"/>
               <w:jc w:val="left"/>
             </w:pPr>
@@ -1444,6 +1489,7 @@
           </w:tcPr>
           <w:p>
             <w:pPr>
+              <w:keepNext w:val="false"/>
               <w:spacing w:after="40" w:before="0"/>
               <w:jc w:val="left"/>
             </w:pPr>
@@ -1476,6 +1522,7 @@
           </w:tcPr>
           <w:p>
             <w:pPr>
+              <w:keepNext w:val="false"/>
               <w:spacing w:after="40" w:before="0"/>
               <w:jc w:val="left"/>
             </w:pPr>
@@ -1508,6 +1555,7 @@
           </w:tcPr>
           <w:p>
             <w:pPr>
+              <w:keepNext w:val="false"/>
               <w:spacing w:after="40" w:before="0"/>
               <w:jc w:val="left"/>
             </w:pPr>
@@ -1646,7 +1694,7 @@
         </w:rPr>
         <w:t xml:space="preserve">© 2026 SeaVuria and ARES. This work is licensed under a </w:t>
       </w:r>
-      <w:hyperlink w:history="1" r:id="rId7nddw0-gkprup3_damzph">
+      <w:hyperlink w:history="1" r:id="rIdzdj_xmnrdet_h1jgycehj">
         <w:r>
           <w:rPr>
             <w:rFonts w:ascii="Arial" w:cs="Arial" w:eastAsia="Arial" w:hAnsi="Arial"/>
@@ -1666,7 +1714,7 @@
         </w:rPr>
         <w:t xml:space="preserve"> (</w:t>
       </w:r>
-      <w:hyperlink w:history="1" r:id="rId0owqdt8sjn4_rfqisnpzv">
+      <w:hyperlink w:history="1" r:id="rIde_y6wfgmr16ls9rgwrc71">
         <w:r>
           <w:rPr>
             <w:rFonts w:ascii="Arial" w:cs="Arial" w:eastAsia="Arial" w:hAnsi="Arial"/>
@@ -1686,7 +1734,7 @@
         </w:rPr>
         <w:t xml:space="preserve">). To view a copy of this license, visit </w:t>
       </w:r>
-      <w:hyperlink w:history="1" r:id="rIdtqi3pln4uq_scjxu99xvf">
+      <w:hyperlink w:history="1" r:id="rIdl1h9cvtmzhnttvwmhyxem">
         <w:r>
           <w:rPr>
             <w:rFonts w:ascii="Arial" w:cs="Arial" w:eastAsia="Arial" w:hAnsi="Arial"/>

--- a/data/outputs/v2/Grade11/Biology/Lesson_Plans/SS3.3_Excretion_and_Homeostasis_in_Animals/Biology_Excretion_and_Homeostasis_in_Animals_SummaryTable.docx
+++ b/data/outputs/v2/Grade11/Biology/Lesson_Plans/SS3.3_Excretion_and_Homeostasis_in_Animals/Biology_Excretion_and_Homeostasis_in_Animals_SummaryTable.docx
@@ -1694,7 +1694,7 @@
         </w:rPr>
         <w:t xml:space="preserve">© 2026 SeaVuria and ARES. This work is licensed under a </w:t>
       </w:r>
-      <w:hyperlink w:history="1" r:id="rIdzdj_xmnrdet_h1jgycehj">
+      <w:hyperlink w:history="1" r:id="rIdxmzgoy62bh55wyefu4fgv">
         <w:r>
           <w:rPr>
             <w:rFonts w:ascii="Arial" w:cs="Arial" w:eastAsia="Arial" w:hAnsi="Arial"/>
@@ -1714,7 +1714,7 @@
         </w:rPr>
         <w:t xml:space="preserve"> (</w:t>
       </w:r>
-      <w:hyperlink w:history="1" r:id="rIde_y6wfgmr16ls9rgwrc71">
+      <w:hyperlink w:history="1" r:id="rIdgg7i5exdyqy_4o4hxcm9x">
         <w:r>
           <w:rPr>
             <w:rFonts w:ascii="Arial" w:cs="Arial" w:eastAsia="Arial" w:hAnsi="Arial"/>
@@ -1734,7 +1734,7 @@
         </w:rPr>
         <w:t xml:space="preserve">). To view a copy of this license, visit </w:t>
       </w:r>
-      <w:hyperlink w:history="1" r:id="rIdl1h9cvtmzhnttvwmhyxem">
+      <w:hyperlink w:history="1" r:id="rIdabg32ijt3brwfohhdolfj">
         <w:r>
           <w:rPr>
             <w:rFonts w:ascii="Arial" w:cs="Arial" w:eastAsia="Arial" w:hAnsi="Arial"/>
